--- a/resume_werk_dev_de.docx
+++ b/resume_werk_dev_de.docx
@@ -32,7 +32,7 @@
           <w:sz w:val="19"/>
           <w:szCs w:val="19"/>
         </w:rPr>
-        <w:t xml:space="preserve">Aachen, Deutschland  •  +49 152 07480366  •  </w:t>
+        <w:t xml:space="preserve">Aachen, Deutschland (bundesweit umzugsbereit)  •  +49 152 07480366  •  </w:t>
       </w:r>
       <w:hyperlink r:id="rId7" w:history="1">
         <w:r>
@@ -80,7 +80,7 @@
             <w:szCs w:val="19"/>
             <w:u w:val="single"/>
           </w:rPr>
-          <w:t>Website</w:t>
+          <w:t>vishalmaheshkumar.com</w:t>
         </w:r>
       </w:hyperlink>
     </w:p>
@@ -108,7 +108,46 @@
         <w:jc w:val="both"/>
       </w:pPr>
       <w:r>
-        <w:t>Masterstudent Management &amp; Engineering an der RWTH Aachen (Okt. 2025 – März 2027) mit ca. 3 Jahren vorheriger Vollzeit-Engineering-Erfahrung bei Flexera (US-amerikanisches Enterprise-Software-Unternehmen). ServiceNow Developer mit Hintergrund in CMDB, RTE-Pipelines, REST-/GraphQL-APIs und AWS; aktiver Full-Stack-Entwickler mit AI-Produkten (Wolflayer.app) auf Next.js, Supabase und Google Gemini. Suche nach Werkstudenten- bzw. Praktikumsstellen im Engineering (ca. 20 Std./Woche im Semester, bis zu 40 Std. in der vorlesungsfreien Zeit).</w:t>
+        <w:rPr>
+          <w:b w:val="0"/>
+        </w:rPr>
+        <w:t xml:space="preserve">Masterstudent Management &amp; Engineering an der RWTH Aachen (Okt. 2025 – März 2027) mit </w:t>
+      </w:r>
+      <w:r>
+        <w:rPr>
+          <w:b/>
+        </w:rPr>
+        <w:t>drei Jahren Vollzeit-Berufserfahrung bei Flexera</w:t>
+      </w:r>
+      <w:r>
+        <w:rPr>
+          <w:b w:val="0"/>
+        </w:rPr>
+        <w:t xml:space="preserve">. ServiceNow-Entwickler mit Erfahrung in CMDB, RTE-Pipelines, REST- und GraphQL-APIs und AWS; entwickelt weiterhin, aktuell ein Full-Stack-AI-Produkt (wolflayer.app) auf Next.js, Supabase und Google Gemini. Gesucht: Werkstudenten- oder Praktikumsstelle im Engineering, </w:t>
+      </w:r>
+      <w:r>
+        <w:rPr>
+          <w:b/>
+        </w:rPr>
+        <w:t>20 Std./Woche im Semester, bis zu 40 Std. in der vorlesungsfreien Zeit</w:t>
+      </w:r>
+      <w:r>
+        <w:rPr>
+          <w:b w:val="0"/>
+        </w:rPr>
+        <w:t xml:space="preserve">. </w:t>
+      </w:r>
+      <w:r>
+        <w:rPr>
+          <w:b/>
+        </w:rPr>
+        <w:t>Bundesweit umzugsbereit</w:t>
+      </w:r>
+      <w:r>
+        <w:rPr>
+          <w:b w:val="0"/>
+        </w:rPr>
+        <w:t>.</w:t>
       </w:r>
     </w:p>
     <w:p>
@@ -219,10 +258,14 @@
           <w:b/>
           <w:bCs/>
         </w:rPr>
-        <w:t xml:space="preserve">Sprachen: </w:t>
-      </w:r>
-      <w:r>
-        <w:t>Englisch (verhandlungssicher, Arbeitssprache); Deutsch (A1, im Lernen)</w:t>
+        <w:t>Sprachen:</w:t>
+      </w:r>
+      <w:r>
+        <w:rPr>
+          <w:b w:val="0"/>
+          <w:bCs/>
+        </w:rPr>
+        <w:t xml:space="preserve"> Englisch (verhandlungssicher, Arbeitssprache); Deutsch (A1, im Aufbau)</w:t>
       </w:r>
     </w:p>
     <w:p>
@@ -283,7 +326,26 @@
         <w:jc w:val="both"/>
       </w:pPr>
       <w:r>
-        <w:t xml:space="preserve">Umfangreiche Arbeit an den ITAM-Produkten FlexeraOne, Flexera SaaS Manager und FlexeraOne-ServiceNow-Integration. </w:t>
+        <w:rPr/>
+        <w:t>Umfangreiche Arbeit</w:t>
+      </w:r>
+      <w:r>
+        <w:rPr>
+          <w:b w:val="0"/>
+        </w:rPr>
+        <w:t xml:space="preserve"> an den ITAM-Produkten FlexeraOne, </w:t>
+      </w:r>
+      <w:r>
+        <w:rPr>
+          <w:b/>
+        </w:rPr>
+        <w:t>Flexera SaaS Manager</w:t>
+      </w:r>
+      <w:r>
+        <w:rPr>
+          <w:b w:val="0"/>
+        </w:rPr>
+        <w:t xml:space="preserve"> und FlexeraOne-ServiceNow-Integration. </w:t>
       </w:r>
     </w:p>
     <w:p>
@@ -297,7 +359,40 @@
         <w:jc w:val="both"/>
       </w:pPr>
       <w:r>
-        <w:t>Migration der ETL-Funktionalität von ServiceNow zu AWS; Neugestaltung der Plattformarchitektur mit Verbesserung der Kunden-Performance um ca. 60 %.</w:t>
+        <w:rPr>
+          <w:b/>
+        </w:rPr>
+        <w:t>Kernentwickler</w:t>
+      </w:r>
+      <w:r>
+        <w:rPr>
+          <w:b w:val="0"/>
+        </w:rPr>
+        <w:t xml:space="preserve"> bei der Migration der ETL-Funktionalität von </w:t>
+      </w:r>
+      <w:r>
+        <w:rPr>
+          <w:b/>
+        </w:rPr>
+        <w:t>ServiceNow zu AWS</w:t>
+      </w:r>
+      <w:r>
+        <w:rPr>
+          <w:b w:val="0"/>
+        </w:rPr>
+        <w:t xml:space="preserve"> im Rahmen einer Neugestaltung der Plattformarchitektur; Verbesserung der Endkunden-Performance um ca. </w:t>
+      </w:r>
+      <w:r>
+        <w:rPr>
+          <w:b/>
+        </w:rPr>
+        <w:t>60 %</w:t>
+      </w:r>
+      <w:r>
+        <w:rPr>
+          <w:b w:val="0"/>
+        </w:rPr>
+        <w:t>.</w:t>
       </w:r>
     </w:p>
     <w:p>
@@ -311,7 +406,28 @@
         <w:jc w:val="both"/>
       </w:pPr>
       <w:r>
-        <w:t>Konzeption und Weiterentwicklung von Robust-Transform-Engine-(RTE-)Pipelines für die Erfassung von Hardware-/Software-Inventaren im Unternehmenskontext.</w:t>
+        <w:rPr>
+          <w:b/>
+        </w:rPr>
+        <w:t>Konzeption und Weiterentwicklung</w:t>
+      </w:r>
+      <w:r>
+        <w:rPr>
+          <w:b w:val="0"/>
+        </w:rPr>
+        <w:t xml:space="preserve"> von </w:t>
+      </w:r>
+      <w:r>
+        <w:rPr>
+          <w:b/>
+        </w:rPr>
+        <w:t>Robust-Transform-Engine</w:t>
+      </w:r>
+      <w:r>
+        <w:rPr>
+          <w:b w:val="0"/>
+        </w:rPr>
+        <w:t>-(RTE-)Pipelines für die Erfassung von Hardware- und Software-Inventaren.</w:t>
       </w:r>
     </w:p>
     <w:p>
@@ -325,7 +441,28 @@
         <w:jc w:val="both"/>
       </w:pPr>
       <w:r>
-        <w:t>Entwicklung MCP-kompatibler Backend-Services auf Basis des OpenAI Model Context Protocol für AI-gestützte Enterprise-Workflows.</w:t>
+        <w:rPr>
+          <w:b/>
+        </w:rPr>
+        <w:t>Entwicklung</w:t>
+      </w:r>
+      <w:r>
+        <w:rPr>
+          <w:b w:val="0"/>
+        </w:rPr>
+        <w:t xml:space="preserve"> MCP-kompatibler Backend-Services auf Basis des </w:t>
+      </w:r>
+      <w:r>
+        <w:rPr>
+          <w:b/>
+        </w:rPr>
+        <w:t>OpenAI Model Context Protocol</w:t>
+      </w:r>
+      <w:r>
+        <w:rPr>
+          <w:b w:val="0"/>
+        </w:rPr>
+        <w:t xml:space="preserve"> für AI-gestützte Enterprise-Workflows.</w:t>
       </w:r>
     </w:p>
     <w:p>
@@ -339,7 +476,40 @@
         <w:jc w:val="both"/>
       </w:pPr>
       <w:r>
-        <w:t>Konzeption von SMART-REST-APIs mit Pagination; Einführung von GraphQL-Endpunkten zur Reduktion von Over-Fetching auf Client-Seite.</w:t>
+        <w:rPr>
+          <w:b/>
+        </w:rPr>
+        <w:t>Konzeption</w:t>
+      </w:r>
+      <w:r>
+        <w:rPr>
+          <w:b w:val="0"/>
+        </w:rPr>
+        <w:t xml:space="preserve"> von </w:t>
+      </w:r>
+      <w:r>
+        <w:rPr>
+          <w:b/>
+        </w:rPr>
+        <w:t>SMART-REST-APIs</w:t>
+      </w:r>
+      <w:r>
+        <w:rPr>
+          <w:b w:val="0"/>
+        </w:rPr>
+        <w:t xml:space="preserve"> mit Pagination; Einführung von </w:t>
+      </w:r>
+      <w:r>
+        <w:rPr>
+          <w:b/>
+        </w:rPr>
+        <w:t>GraphQL</w:t>
+      </w:r>
+      <w:r>
+        <w:rPr>
+          <w:b w:val="0"/>
+        </w:rPr>
+        <w:t>-Endpunkten zur Reduktion von Over-Fetching auf Client-Seite.</w:t>
       </w:r>
     </w:p>
     <w:p>
@@ -353,7 +523,28 @@
         <w:jc w:val="both"/>
       </w:pPr>
       <w:r>
-        <w:t>Implementierung regelbasierter Klassifizierungslogik für die CMDB-Zuordnung (Hardware-/OS-Category, Subcategories).</w:t>
+        <w:rPr>
+          <w:b/>
+        </w:rPr>
+        <w:t>Implementierung</w:t>
+      </w:r>
+      <w:r>
+        <w:rPr>
+          <w:b w:val="0"/>
+        </w:rPr>
+        <w:t xml:space="preserve"> regelbasierter Klassifizierungslogik für die </w:t>
+      </w:r>
+      <w:r>
+        <w:rPr>
+          <w:b/>
+        </w:rPr>
+        <w:t>CMDB</w:t>
+      </w:r>
+      <w:r>
+        <w:rPr>
+          <w:b w:val="0"/>
+        </w:rPr>
+        <w:t>-Zuordnung (Hardware-/OS-Category, Subcategories).</w:t>
       </w:r>
     </w:p>
     <w:p>
@@ -367,7 +558,16 @@
         <w:jc w:val="both"/>
       </w:pPr>
       <w:r>
-        <w:t>Schulung des technischen Support-Teams zu Technologiethemen, Abstimmung mit Kunden und Dienstleistern zur Überwachung von Deliverables, Lösung komplexer technischer Herausforderungen und Sicherstellung des Customer Success.</w:t>
+        <w:rPr>
+          <w:b/>
+        </w:rPr>
+        <w:t>Schulung</w:t>
+      </w:r>
+      <w:r>
+        <w:rPr>
+          <w:b w:val="0"/>
+        </w:rPr>
+        <w:t xml:space="preserve"> des technischen Support-Teams zu Technologiethemen, Abstimmung mit Kunden und Dienstleistern zur Überwachung von Deliverables, Lösung komplexer technischer Herausforderungen und Sicherstellung des Customer Success.</w:t>
       </w:r>
     </w:p>
     <w:p>
@@ -410,7 +610,38 @@
         <w:jc w:val="both"/>
       </w:pPr>
       <w:r>
-        <w:t>Entwicklung von API-Integration und Software-Inventory-Ingestion für Flexera SaaS Manager (MongoDB, PostgreSQL, AWS).</w:t>
+        <w:rPr/>
+        <w:t>Mitarbeit</w:t>
+      </w:r>
+      <w:r>
+        <w:rPr>
+          <w:b w:val="0"/>
+        </w:rPr>
+        <w:t xml:space="preserve"> an Entwicklung und Wartung der SaaS-Anwendung </w:t>
+      </w:r>
+      <w:r>
+        <w:rPr>
+          <w:b/>
+        </w:rPr>
+        <w:t>Flexera SaaS Manager</w:t>
+      </w:r>
+      <w:r>
+        <w:rPr>
+          <w:b w:val="0"/>
+        </w:rPr>
+        <w:t xml:space="preserve"> (</w:t>
+      </w:r>
+      <w:r>
+        <w:rPr>
+          <w:b/>
+        </w:rPr>
+        <w:t>MongoDB, PostgreSQL, AWS S3, CloudWatch</w:t>
+      </w:r>
+      <w:r>
+        <w:rPr>
+          <w:b w:val="0"/>
+        </w:rPr>
+        <w:t>); Recherche und Integration von APIs.</w:t>
       </w:r>
     </w:p>
     <w:p>
@@ -424,7 +655,40 @@
         <w:jc w:val="both"/>
       </w:pPr>
       <w:r>
-        <w:t>Konzeption wiederverwendbarer Script Includes und Business Rules für Validierung und CMDB-Mapping.</w:t>
+        <w:rPr>
+          <w:b/>
+        </w:rPr>
+        <w:t>Entwicklung</w:t>
+      </w:r>
+      <w:r>
+        <w:rPr>
+          <w:b w:val="0"/>
+        </w:rPr>
+        <w:t xml:space="preserve"> wiederverwendbarer </w:t>
+      </w:r>
+      <w:r>
+        <w:rPr>
+          <w:b/>
+        </w:rPr>
+        <w:t>Script Includes</w:t>
+      </w:r>
+      <w:r>
+        <w:rPr>
+          <w:b w:val="0"/>
+        </w:rPr>
+        <w:t xml:space="preserve"> und </w:t>
+      </w:r>
+      <w:r>
+        <w:rPr>
+          <w:b/>
+        </w:rPr>
+        <w:t>Business Rules</w:t>
+      </w:r>
+      <w:r>
+        <w:rPr>
+          <w:b w:val="0"/>
+        </w:rPr>
+        <w:t xml:space="preserve"> für Validierung und CMDB-Mapping.</w:t>
       </w:r>
     </w:p>
     <w:p>
@@ -438,7 +702,28 @@
         <w:jc w:val="both"/>
       </w:pPr>
       <w:r>
-        <w:t>Auszeichnung mit dem Professionalism Badge für funktionsübergreifendes Debugging und technische Recherche.</w:t>
+        <w:rPr>
+          <w:b/>
+        </w:rPr>
+        <w:t>Auszeichnung</w:t>
+      </w:r>
+      <w:r>
+        <w:rPr>
+          <w:b w:val="0"/>
+        </w:rPr>
+        <w:t xml:space="preserve"> mit dem </w:t>
+      </w:r>
+      <w:r>
+        <w:rPr>
+          <w:b/>
+        </w:rPr>
+        <w:t>Professionalism Badge</w:t>
+      </w:r>
+      <w:r>
+        <w:rPr>
+          <w:b w:val="0"/>
+        </w:rPr>
+        <w:t xml:space="preserve"> für funktionsübergreifendes Debugging und technische Recherche.</w:t>
       </w:r>
     </w:p>
     <w:p>
@@ -480,7 +765,28 @@
         <w:spacing w:after="40" w:line="260" w:lineRule="auto"/>
       </w:pPr>
       <w:r>
-        <w:t>Entwicklung von Bildverarbeitungssoftware für Ölbohrinsel-Operationen mit Python, C++ und OpenCV.</w:t>
+        <w:rPr>
+          <w:b/>
+        </w:rPr>
+        <w:t>Entwicklung</w:t>
+      </w:r>
+      <w:r>
+        <w:rPr>
+          <w:b w:val="0"/>
+        </w:rPr>
+        <w:t xml:space="preserve"> von Bildverarbeitungssoftware für den Betrieb von Ölbohrinseln mit </w:t>
+      </w:r>
+      <w:r>
+        <w:rPr>
+          <w:b/>
+        </w:rPr>
+        <w:t>Python, C++ und OpenCV</w:t>
+      </w:r>
+      <w:r>
+        <w:rPr>
+          <w:b w:val="0"/>
+        </w:rPr>
+        <w:t>.</w:t>
       </w:r>
     </w:p>
     <w:p>
@@ -778,7 +1084,28 @@
         <w:jc w:val="both"/>
       </w:pPr>
       <w:r>
-        <w:t>Eigenständige Entwicklung und Deployment einer produktiven Full-Stack-Plattform auf Next.js, React, TypeScript, Supabase mit RBAC und OAuth.</w:t>
+        <w:rPr>
+          <w:b/>
+        </w:rPr>
+        <w:t>Eigenständige Entwicklung</w:t>
+      </w:r>
+      <w:r>
+        <w:rPr>
+          <w:b w:val="0"/>
+        </w:rPr>
+        <w:t xml:space="preserve"> und Deployment einer produktiven Full-Stack-Plattform auf </w:t>
+      </w:r>
+      <w:r>
+        <w:rPr>
+          <w:b/>
+        </w:rPr>
+        <w:t>Next.js, React, TypeScript, Supabase</w:t>
+      </w:r>
+      <w:r>
+        <w:rPr>
+          <w:b w:val="0"/>
+        </w:rPr>
+        <w:t xml:space="preserve"> mit RBAC und OAuth.</w:t>
       </w:r>
     </w:p>
     <w:p>
@@ -792,7 +1119,34 @@
         <w:jc w:val="both"/>
       </w:pPr>
       <w:r>
-        <w:t>Umsetzung eines AI-Workspaces auf Google Gemini, visueller Workflow-Ausführungs-Engine und AES-256-GCM-Verschlüsselung für Zugangsdaten.</w:t>
+        <w:rPr>
+          <w:b w:val="0"/>
+        </w:rPr>
+        <w:t xml:space="preserve">Umsetzung eines AI-Workspaces auf </w:t>
+      </w:r>
+      <w:r>
+        <w:rPr>
+          <w:b/>
+        </w:rPr>
+        <w:t>Google Gemini</w:t>
+      </w:r>
+      <w:r>
+        <w:rPr>
+          <w:b w:val="0"/>
+        </w:rPr>
+        <w:t xml:space="preserve">, visueller Workflow-Ausführungs-Engine und </w:t>
+      </w:r>
+      <w:r>
+        <w:rPr>
+          <w:b/>
+        </w:rPr>
+        <w:t>AES-256-GCM</w:t>
+      </w:r>
+      <w:r>
+        <w:rPr>
+          <w:b w:val="0"/>
+        </w:rPr>
+        <w:t>-Verschlüsselung für Zugangsdaten.</w:t>
       </w:r>
     </w:p>
     <w:p>
@@ -806,25 +1160,16 @@
         <w:jc w:val="both"/>
       </w:pPr>
       <w:r>
-        <w:t>Ende-zu-Ende-Verantwortung für das Produkt: Problemdefinition, Architektur, Deployment, Iteration.</w:t>
-      </w:r>
-    </w:p>
-    <w:p>
-      <w:pPr>
-        <w:spacing w:before="80" w:after="40" w:line="260" w:lineRule="auto"/>
-        <w:rPr>
-          <w:b/>
-          <w:color w:val="1F3864"/>
-          <w:sz w:val="21"/>
-        </w:rPr>
-      </w:pPr>
-      <w:r>
-        <w:rPr>
-          <w:b/>
-          <w:color w:val="1F3864"/>
-          <w:sz w:val="21"/>
-        </w:rPr>
-        <w:t>Ashwa Racing – Formula Student Hybrid Club (2018 – 2022) || Hardware-Elektronik-Ingenieur</w:t>
+        <w:rPr>
+          <w:b/>
+        </w:rPr>
+        <w:t>Ende-zu-Ende-Verantwortung</w:t>
+      </w:r>
+      <w:r>
+        <w:rPr>
+          <w:b w:val="0"/>
+        </w:rPr>
+        <w:t xml:space="preserve"> für das Produkt: Problemdefinition, Architektur, Deployment, Iteration.</w:t>
       </w:r>
     </w:p>
     <w:p>
@@ -836,17 +1181,36 @@
         </w:numPr>
         <w:spacing w:after="40" w:line="260" w:lineRule="auto"/>
         <w:jc w:val="both"/>
-        <w:rPr>
-          <w:bCs/>
-          <w:color w:val="000000" w:themeColor="text1"/>
-        </w:rPr>
-      </w:pPr>
-      <w:r>
-        <w:rPr>
-          <w:bCs/>
-          <w:color w:val="000000" w:themeColor="text1"/>
-        </w:rPr>
-        <w:t>Entwicklung der Embedded-Firmware für Vehicle Control Unit (VCU) und Data Acquisition System (DAQ); Aufbau einer Echtzeit-Pipeline vom Sensor bis zur Telemetrie, eingesetzt in Formula-Student-Hybridfahrzeugen.</w:t>
+      </w:pPr>
+      <w:r>
+        <w:rPr>
+          <w:b/>
+        </w:rPr>
+        <w:t>User-Testing-Runden</w:t>
+      </w:r>
+      <w:r>
+        <w:rPr>
+          <w:b w:val="0"/>
+        </w:rPr>
+        <w:t xml:space="preserve"> mit ersten Nutzern; derzeit Teil des Collective Incubator, Aachen.</w:t>
+      </w:r>
+    </w:p>
+    <w:p>
+      <w:pPr>
+        <w:spacing w:before="80" w:after="40" w:line="260" w:lineRule="auto"/>
+        <w:rPr>
+          <w:b/>
+          <w:color w:val="1F3864"/>
+          <w:sz w:val="21"/>
+        </w:rPr>
+      </w:pPr>
+      <w:r>
+        <w:rPr>
+          <w:b/>
+          <w:color w:val="1F3864"/>
+          <w:sz w:val="21"/>
+        </w:rPr>
+        <w:t>Ashwa Racing | Formula Student Hybrid Club (2018 – 2022) | Leitung Elektrik- &amp; Test-Subsystem</w:t>
       </w:r>
     </w:p>
     <w:p>
@@ -865,10 +1229,35 @@
       </w:pPr>
       <w:r>
         <w:rPr>
+          <w:b/>
           <w:bCs/>
           <w:color w:val="000000" w:themeColor="text1"/>
         </w:rPr>
-        <w:t>Programmierung des Wireless-MCU Texas Instruments CC1390 in C für latenzarme Fahrzeug-zu-Box-Telemetrie; Konzeption und Implementierung des eigenen Datenübertragungs-Protokoll-Stacks.</w:t>
+        <w:t>Entwicklung</w:t>
+      </w:r>
+      <w:r>
+        <w:rPr>
+          <w:b w:val="0"/>
+          <w:bCs/>
+          <w:color w:val="000000" w:themeColor="text1"/>
+        </w:rPr>
+        <w:t xml:space="preserve"> der Embedded-Firmware für </w:t>
+      </w:r>
+      <w:r>
+        <w:rPr>
+          <w:b/>
+          <w:bCs/>
+          <w:color w:val="000000" w:themeColor="text1"/>
+        </w:rPr>
+        <w:t>Vehicle Control Unit (VCU)</w:t>
+      </w:r>
+      <w:r>
+        <w:rPr>
+          <w:b w:val="0"/>
+          <w:bCs/>
+          <w:color w:val="000000" w:themeColor="text1"/>
+        </w:rPr>
+        <w:t xml:space="preserve"> und Data Acquisition System (DAQ); Aufbau einer Echtzeit-Pipeline vom Sensor bis zur Telemetrie, eingesetzt in Formula-Student-Hybridfahrzeugen.</w:t>
       </w:r>
     </w:p>
     <w:p>
@@ -887,10 +1276,19 @@
       </w:pPr>
       <w:r>
         <w:rPr>
+          <w:b/>
           <w:bCs/>
           <w:color w:val="000000" w:themeColor="text1"/>
         </w:rPr>
-        <w:t>Leitung des Elektrik- und Test-Subsystems – Verantwortung für die technische Roadmap, Führung des funktionsübergreifenden Teams sowie Rekrutierung und Mentoring von Junior-Ingenieuren.</w:t>
+        <w:t>Programmierung</w:t>
+      </w:r>
+      <w:r>
+        <w:rPr>
+          <w:b w:val="0"/>
+          <w:bCs/>
+          <w:color w:val="000000" w:themeColor="text1"/>
+        </w:rPr>
+        <w:t xml:space="preserve"> des Wireless-MCU Texas Instruments CC1390 in C für latenzarme Fahrzeug-zu-Box-Telemetrie; Konzeption und Implementierung des eigenen Datenübertragungs-Protokoll-Stacks.</w:t>
       </w:r>
     </w:p>
     <w:p>
@@ -909,25 +1307,19 @@
       </w:pPr>
       <w:r>
         <w:rPr>
+          <w:b/>
           <w:bCs/>
           <w:color w:val="000000" w:themeColor="text1"/>
         </w:rPr>
-        <w:t>1. Platz, Formula Hybrid 2021 (USA) – IEEE &amp; Formula Student.</w:t>
-      </w:r>
-    </w:p>
-    <w:p>
-      <w:pPr>
-        <w:spacing w:before="80" w:after="40" w:line="260" w:lineRule="auto"/>
-      </w:pPr>
-      <w:r>
-        <w:rPr>
-          <w:b/>
-          <w:bCs/>
-          <w:color w:val="1F3864"/>
-          <w:sz w:val="21"/>
-          <w:szCs w:val="21"/>
-        </w:rPr>
-        <w:t>TÜV SÜD: Capability-to-Account Mapping Assistant (RWTH Service Innovation Lab)</w:t>
+        <w:t>Leitung</w:t>
+      </w:r>
+      <w:r>
+        <w:rPr>
+          <w:b w:val="0"/>
+          <w:bCs/>
+          <w:color w:val="000000" w:themeColor="text1"/>
+        </w:rPr>
+        <w:t xml:space="preserve"> des Elektrik- und Test-Subsystems – Verantwortung für die technische Roadmap, Führung des funktionsübergreifenden Teams sowie Rekrutierung und Mentoring von Junior-Ingenieuren.</w:t>
       </w:r>
     </w:p>
     <w:p>
@@ -940,14 +1332,40 @@
         <w:spacing w:after="40" w:line="260" w:lineRule="auto"/>
         <w:jc w:val="both"/>
         <w:rPr>
-          <w:rFonts w:eastAsia="Times New Roman"/>
-        </w:rPr>
-      </w:pPr>
-      <w:r>
-        <w:rPr>
-          <w:rFonts w:eastAsia="Times New Roman"/>
-        </w:rPr>
-        <w:t xml:space="preserve">Leitung eines 5-köpfigen Teams zur Beratung der KAM-Organisation von TÜV SÜD (ca. 150 KAMs, ca. 20 % des Kundenbestands); Scoping von 5 AI-Use-Cases entlang des Account-Lifecycles und Empfehlung eines RAG-basierten Capability-to-Account Mapping Assistant auf Dynamics 365 + SharePoint + Azure OpenAI – mit erwarteter Verkürzung des Account-Planning-Zyklus von 2–5 Tagen auf &lt;1 Tag. </w:t>
+          <w:bCs/>
+          <w:color w:val="000000" w:themeColor="text1"/>
+        </w:rPr>
+      </w:pPr>
+      <w:r>
+        <w:rPr>
+          <w:b/>
+          <w:bCs/>
+          <w:color w:val="000000" w:themeColor="text1"/>
+        </w:rPr>
+        <w:t>1. Platz</w:t>
+      </w:r>
+      <w:r>
+        <w:rPr>
+          <w:b w:val="0"/>
+          <w:bCs/>
+          <w:color w:val="000000" w:themeColor="text1"/>
+        </w:rPr>
+        <w:t>, Formula Hybrid 2021 (USA) – IEEE &amp; Formula Student.</w:t>
+      </w:r>
+    </w:p>
+    <w:p>
+      <w:pPr>
+        <w:spacing w:before="80" w:after="40" w:line="260" w:lineRule="auto"/>
+      </w:pPr>
+      <w:r>
+        <w:rPr>
+          <w:b/>
+          <w:bCs/>
+          <w:color w:val="1F3864"/>
+          <w:sz w:val="21"/>
+          <w:szCs w:val="21"/>
+        </w:rPr>
+        <w:t>Consultant – Applied AI (Künstliche Intelligenz) für Key Account Management  ||  TÜV SÜD (über RWTH Service Innovation Lab)</w:t>
       </w:r>
     </w:p>
     <w:p>
@@ -966,26 +1384,44 @@
       <w:r>
         <w:rPr>
           <w:rFonts w:eastAsia="Times New Roman"/>
-        </w:rPr>
-        <w:t>Konzeption einer 4-Säulen-Enterprise-Architektur (Data · Tech · Org · Governance) in draw.io und Vorstellung der 9-monatigen Pilot-Roadmap vor der TÜV-SÜD-KAM-Leitung in München.</w:t>
-      </w:r>
-    </w:p>
-    <w:p>
-      <w:pPr>
-        <w:pBdr>
-          <w:bottom w:val="single" w:sz="6" w:space="1" w:color="2E75B6"/>
-        </w:pBdr>
-        <w:spacing w:before="240" w:after="100"/>
-      </w:pPr>
-      <w:r>
-        <w:rPr>
-          <w:b/>
-          <w:bCs/>
-          <w:color w:val="1F3864"/>
-          <w:sz w:val="22"/>
-          <w:szCs w:val="22"/>
-        </w:rPr>
-        <w:t>WEITERE AKTIVITÄTEN</w:t>
+          <w:b/>
+        </w:rPr>
+        <w:t>Leitung eines 5-köpfigen Teams</w:t>
+      </w:r>
+      <w:r>
+        <w:rPr>
+          <w:rFonts w:eastAsia="Times New Roman"/>
+          <w:b w:val="0"/>
+        </w:rPr>
+        <w:t xml:space="preserve"> zur Beratung der Key-Account-Management-Organisation von TÜV SÜD (</w:t>
+      </w:r>
+      <w:r>
+        <w:rPr>
+          <w:rFonts w:eastAsia="Times New Roman"/>
+          <w:b/>
+        </w:rPr>
+        <w:t>ca. 150 KAMs</w:t>
+      </w:r>
+      <w:r>
+        <w:rPr>
+          <w:rFonts w:eastAsia="Times New Roman"/>
+          <w:b w:val="0"/>
+        </w:rPr>
+        <w:t xml:space="preserve">, ca. 20 % des Kundenbestands); Scoping von </w:t>
+      </w:r>
+      <w:r>
+        <w:rPr>
+          <w:rFonts w:eastAsia="Times New Roman"/>
+          <w:b/>
+        </w:rPr>
+        <w:t>5 AI-Use-Cases</w:t>
+      </w:r>
+      <w:r>
+        <w:rPr>
+          <w:rFonts w:eastAsia="Times New Roman"/>
+          <w:b w:val="0"/>
+        </w:rPr>
+        <w:t xml:space="preserve"> entlang des Account-Lifecycles.</w:t>
       </w:r>
     </w:p>
     <w:p>
@@ -996,9 +1432,70 @@
           <w:numId w:val="2"/>
         </w:numPr>
         <w:spacing w:after="40" w:line="260" w:lineRule="auto"/>
-      </w:pPr>
-      <w:r>
-        <w:t>Organisator, Build Nights Aachen – wöchentliches AI-Builders-Meetup.</w:t>
+        <w:jc w:val="both"/>
+        <w:rPr>
+          <w:rFonts w:eastAsia="Times New Roman"/>
+        </w:rPr>
+      </w:pPr>
+      <w:r>
+        <w:rPr>
+          <w:rFonts w:eastAsia="Times New Roman"/>
+          <w:b/>
+        </w:rPr>
+        <w:t>Konzeption</w:t>
+      </w:r>
+      <w:r>
+        <w:rPr>
+          <w:rFonts w:eastAsia="Times New Roman"/>
+          <w:b w:val="0"/>
+        </w:rPr>
+        <w:t xml:space="preserve"> einer 4-Säulen-Zielarchitektur (Data · Tech · Org · Governance) für einen RAG-basierten Capability-to-Account Mapping Assistant auf </w:t>
+      </w:r>
+      <w:r>
+        <w:rPr>
+          <w:rFonts w:eastAsia="Times New Roman"/>
+          <w:b/>
+        </w:rPr>
+        <w:t>Dynamics 365</w:t>
+      </w:r>
+      <w:r>
+        <w:rPr>
+          <w:rFonts w:eastAsia="Times New Roman"/>
+          <w:b w:val="0"/>
+        </w:rPr>
+        <w:t xml:space="preserve">, SharePoint und Azure OpenAI; Vorstellung einer 9-monatigen Pilot-Roadmap vor der KAM-Leitung – erwartete Verkürzung des Account-Planning-Zyklus von </w:t>
+      </w:r>
+      <w:r>
+        <w:rPr>
+          <w:rFonts w:eastAsia="Times New Roman"/>
+          <w:b/>
+        </w:rPr>
+        <w:t>2–5 Tagen auf unter 1 Tag</w:t>
+      </w:r>
+      <w:r>
+        <w:rPr>
+          <w:rFonts w:eastAsia="Times New Roman"/>
+          <w:b w:val="0"/>
+        </w:rPr>
+        <w:t>.</w:t>
+      </w:r>
+    </w:p>
+    <w:p>
+      <w:pPr>
+        <w:pBdr>
+          <w:bottom w:val="single" w:sz="6" w:space="1" w:color="2E75B6"/>
+        </w:pBdr>
+        <w:spacing w:before="240" w:after="100"/>
+      </w:pPr>
+      <w:r>
+        <w:rPr>
+          <w:b/>
+          <w:bCs/>
+          <w:color w:val="1F3864"/>
+          <w:sz w:val="22"/>
+          <w:szCs w:val="22"/>
+        </w:rPr>
+        <w:t>WEITERE AKTIVITÄTEN</w:t>
       </w:r>
     </w:p>
     <w:p>
@@ -1011,7 +1508,7 @@
         <w:spacing w:after="40" w:line="260" w:lineRule="auto"/>
       </w:pPr>
       <w:r>
-        <w:t>Mitglied im Innovationsteam, Enactus Aachen e.V.</w:t>
+        <w:t>Organisator, Build Nights Aachen – wöchentliches AI-Builders-Meetup.</w:t>
       </w:r>
     </w:p>
     <w:p>
@@ -1024,7 +1521,7 @@
         <w:spacing w:after="40" w:line="260" w:lineRule="auto"/>
       </w:pPr>
       <w:r>
-        <w:t>1. Platz – Formula Hybrid 2021 (USA), Ashwa Racing / Formula Student.</w:t>
+        <w:t>Mitglied im Innovationsteam, Enactus Aachen e.V.</w:t>
       </w:r>
     </w:p>
     <w:sectPr>
